--- a/data/revised_2026-10_full/tracked/v2/Maths/SS3.1_Trigonometry_I/Mathematics_Trigonometry_I_SummaryTable_TRACKED.docx
+++ b/data/revised_2026-10_full/tracked/v2/Maths/SS3.1_Trigonometry_I/Mathematics_Trigonometry_I_SummaryTable_TRACKED.docx
@@ -1418,7 +1418,7 @@
               </w:rPr>
               <w:t xml:space="preserve">The complementary-angle identity means that a surveyor (or a student in Kisumu) </w:t>
             </w:r>
-            <w:del w:id="9001" w:author="Claude (AI) - proposed" w:date="2026-10-15T12:58:13Z">
+            <w:del w:id="9001" w:author="Claude (AI) - proposed" w:date="2026-10-15T13:01:06Z">
               <w:r>
                 <w:rPr>
                   <w:rFonts w:ascii="Arial" w:cs="Arial" w:eastAsia="Arial" w:hAnsi="Arial"/>
@@ -1433,7 +1433,7 @@
                 <w:delText xml:space="preserve">only needs one clinometer reading — the sun's elevation angle θ — to calculate the tree height, because</w:delText>
               </w:r>
             </w:del>
-            <w:ins w:id="9002" w:author="Claude (AI) - proposed" w:date="2026-10-15T12:58:13Z">
+            <w:ins w:id="9002" w:author="Claude (AI) - proposed" w:date="2026-10-15T13:01:06Z">
               <w:r>
                 <w:rPr>
                   <w:rFonts w:ascii="Arial" w:cs="Arial" w:eastAsia="Arial" w:hAnsi="Arial"/>
@@ -1461,7 +1461,7 @@
               </w:rPr>
               <w:t xml:space="preserve"> sin θ and cos(90° − θ) </w:t>
             </w:r>
-            <w:del w:id="9003" w:author="Claude (AI) - proposed" w:date="2026-10-15T12:58:13Z">
+            <w:del w:id="9003" w:author="Claude (AI) - proposed" w:date="2026-10-15T13:01:06Z">
               <w:r>
                 <w:rPr>
                   <w:rFonts w:ascii="Arial" w:cs="Arial" w:eastAsia="Arial" w:hAnsi="Arial"/>
@@ -1476,7 +1476,7 @@
                 <w:delText xml:space="preserve">reference</w:delText>
               </w:r>
             </w:del>
-            <w:ins w:id="9004" w:author="Claude (AI) - proposed" w:date="2026-10-15T12:58:13Z">
+            <w:ins w:id="9004" w:author="Claude (AI) - proposed" w:date="2026-10-15T13:01:06Z">
               <w:r>
                 <w:rPr>
                   <w:rFonts w:ascii="Arial" w:cs="Arial" w:eastAsia="Arial" w:hAnsi="Arial"/>
@@ -1504,7 +1504,7 @@
               </w:rPr>
               <w:t xml:space="preserve"> the same ratio of sides in the same triangle</w:t>
             </w:r>
-            <w:ins w:id="9005" w:author="Claude (AI) - proposed" w:date="2026-10-15T12:58:13Z">
+            <w:ins w:id="9005" w:author="Claude (AI) - proposed" w:date="2026-10-15T13:01:06Z">
               <w:r>
                 <w:rPr>
                   <w:rFonts w:ascii="Arial" w:cs="Arial" w:eastAsia="Arial" w:hAnsi="Arial"/>
@@ -2115,7 +2115,7 @@
               </w:rPr>
               <w:t xml:space="preserve">Students learned that trigonometric ratios (sin, cos</w:t>
             </w:r>
-            <w:del w:id="9006" w:author="Claude (AI) - proposed" w:date="2026-10-15T12:58:13Z">
+            <w:del w:id="9006" w:author="Claude (AI) - proposed" w:date="2026-10-15T13:01:06Z">
               <w:r>
                 <w:rPr>
                   <w:rFonts w:ascii="Arial" w:cs="Arial" w:eastAsia="Arial" w:hAnsi="Arial"/>
@@ -2130,7 +2130,7 @@
                 <w:delText xml:space="preserve">, tan and their reciprocals cosec, sec, cot</w:delText>
               </w:r>
             </w:del>
-            <w:ins w:id="9007" w:author="Claude (AI) - proposed" w:date="2026-10-15T12:58:13Z">
+            <w:ins w:id="9007" w:author="Claude (AI) - proposed" w:date="2026-10-15T13:01:06Z">
               <w:r>
                 <w:rPr>
                   <w:rFonts w:ascii="Arial" w:cs="Arial" w:eastAsia="Arial" w:hAnsi="Arial"/>
@@ -2313,7 +2313,7 @@
         </w:rPr>
         <w:t xml:space="preserve">© 2026 SeaVuria and ARES. This work is licensed under a </w:t>
       </w:r>
-      <w:hyperlink w:history="1" r:id="rIddq1perci0j6pzh3kehsst">
+      <w:hyperlink w:history="1" r:id="rIdul0blklbecete0ob7rrqr">
         <w:r>
           <w:rPr>
             <w:rFonts w:ascii="Arial" w:cs="Arial" w:eastAsia="Arial" w:hAnsi="Arial"/>
@@ -2333,7 +2333,7 @@
         </w:rPr>
         <w:t xml:space="preserve"> (</w:t>
       </w:r>
-      <w:hyperlink w:history="1" r:id="rId9vd1ujxzkxdxogrc9qx9-">
+      <w:hyperlink w:history="1" r:id="rIdgg6eqtpnkyfuvnvteiycp">
         <w:r>
           <w:rPr>
             <w:rFonts w:ascii="Arial" w:cs="Arial" w:eastAsia="Arial" w:hAnsi="Arial"/>
@@ -2353,7 +2353,7 @@
         </w:rPr>
         <w:t xml:space="preserve">). To view a copy of this license, visit </w:t>
       </w:r>
-      <w:hyperlink w:history="1" r:id="rIdpmzozfzcti1bdqxnko4e0">
+      <w:hyperlink w:history="1" r:id="rIdgipftcra1jtqksyweijeo">
         <w:r>
           <w:rPr>
             <w:rFonts w:ascii="Arial" w:cs="Arial" w:eastAsia="Arial" w:hAnsi="Arial"/>

--- a/data/revised_2026-10_full/tracked/v2/Maths/SS3.1_Trigonometry_I/Mathematics_Trigonometry_I_SummaryTable_TRACKED.docx
+++ b/data/revised_2026-10_full/tracked/v2/Maths/SS3.1_Trigonometry_I/Mathematics_Trigonometry_I_SummaryTable_TRACKED.docx
@@ -1418,7 +1418,7 @@
               </w:rPr>
               <w:t xml:space="preserve">The complementary-angle identity means that a surveyor (or a student in Kisumu) </w:t>
             </w:r>
-            <w:del w:id="9001" w:author="Claude (AI) - proposed" w:date="2026-10-15T13:01:06Z">
+            <w:del w:id="9001" w:author="Claude (AI) - proposed" w:date="2026-10-18T00:31:23Z">
               <w:r>
                 <w:rPr>
                   <w:rFonts w:ascii="Arial" w:cs="Arial" w:eastAsia="Arial" w:hAnsi="Arial"/>
@@ -1433,7 +1433,7 @@
                 <w:delText xml:space="preserve">only needs one clinometer reading — the sun's elevation angle θ — to calculate the tree height, because</w:delText>
               </w:r>
             </w:del>
-            <w:ins w:id="9002" w:author="Claude (AI) - proposed" w:date="2026-10-15T13:01:06Z">
+            <w:ins w:id="9002" w:author="Claude (AI) - proposed" w:date="2026-10-18T00:31:23Z">
               <w:r>
                 <w:rPr>
                   <w:rFonts w:ascii="Arial" w:cs="Arial" w:eastAsia="Arial" w:hAnsi="Arial"/>
@@ -1461,7 +1461,7 @@
               </w:rPr>
               <w:t xml:space="preserve"> sin θ and cos(90° − θ) </w:t>
             </w:r>
-            <w:del w:id="9003" w:author="Claude (AI) - proposed" w:date="2026-10-15T13:01:06Z">
+            <w:del w:id="9003" w:author="Claude (AI) - proposed" w:date="2026-10-18T00:31:23Z">
               <w:r>
                 <w:rPr>
                   <w:rFonts w:ascii="Arial" w:cs="Arial" w:eastAsia="Arial" w:hAnsi="Arial"/>
@@ -1476,7 +1476,7 @@
                 <w:delText xml:space="preserve">reference</w:delText>
               </w:r>
             </w:del>
-            <w:ins w:id="9004" w:author="Claude (AI) - proposed" w:date="2026-10-15T13:01:06Z">
+            <w:ins w:id="9004" w:author="Claude (AI) - proposed" w:date="2026-10-18T00:31:23Z">
               <w:r>
                 <w:rPr>
                   <w:rFonts w:ascii="Arial" w:cs="Arial" w:eastAsia="Arial" w:hAnsi="Arial"/>
@@ -1504,7 +1504,7 @@
               </w:rPr>
               <w:t xml:space="preserve"> the same ratio of sides in the same triangle</w:t>
             </w:r>
-            <w:ins w:id="9005" w:author="Claude (AI) - proposed" w:date="2026-10-15T13:01:06Z">
+            <w:ins w:id="9005" w:author="Claude (AI) - proposed" w:date="2026-10-18T00:31:23Z">
               <w:r>
                 <w:rPr>
                   <w:rFonts w:ascii="Arial" w:cs="Arial" w:eastAsia="Arial" w:hAnsi="Arial"/>
@@ -2115,7 +2115,7 @@
               </w:rPr>
               <w:t xml:space="preserve">Students learned that trigonometric ratios (sin, cos</w:t>
             </w:r>
-            <w:del w:id="9006" w:author="Claude (AI) - proposed" w:date="2026-10-15T13:01:06Z">
+            <w:del w:id="9006" w:author="Claude (AI) - proposed" w:date="2026-10-18T00:31:23Z">
               <w:r>
                 <w:rPr>
                   <w:rFonts w:ascii="Arial" w:cs="Arial" w:eastAsia="Arial" w:hAnsi="Arial"/>
@@ -2130,7 +2130,7 @@
                 <w:delText xml:space="preserve">, tan and their reciprocals cosec, sec, cot</w:delText>
               </w:r>
             </w:del>
-            <w:ins w:id="9007" w:author="Claude (AI) - proposed" w:date="2026-10-15T13:01:06Z">
+            <w:ins w:id="9007" w:author="Claude (AI) - proposed" w:date="2026-10-18T00:31:23Z">
               <w:r>
                 <w:rPr>
                   <w:rFonts w:ascii="Arial" w:cs="Arial" w:eastAsia="Arial" w:hAnsi="Arial"/>
@@ -2313,7 +2313,7 @@
         </w:rPr>
         <w:t xml:space="preserve">© 2026 SeaVuria and ARES. This work is licensed under a </w:t>
       </w:r>
-      <w:hyperlink w:history="1" r:id="rIdul0blklbecete0ob7rrqr">
+      <w:hyperlink w:history="1" r:id="rIdzuyurhjfnqrgpy_spwe7c">
         <w:r>
           <w:rPr>
             <w:rFonts w:ascii="Arial" w:cs="Arial" w:eastAsia="Arial" w:hAnsi="Arial"/>
@@ -2333,7 +2333,7 @@
         </w:rPr>
         <w:t xml:space="preserve"> (</w:t>
       </w:r>
-      <w:hyperlink w:history="1" r:id="rIdgg6eqtpnkyfuvnvteiycp">
+      <w:hyperlink w:history="1" r:id="rIdccg70jomxpkh-7jxphhnv">
         <w:r>
           <w:rPr>
             <w:rFonts w:ascii="Arial" w:cs="Arial" w:eastAsia="Arial" w:hAnsi="Arial"/>
@@ -2353,7 +2353,7 @@
         </w:rPr>
         <w:t xml:space="preserve">). To view a copy of this license, visit </w:t>
       </w:r>
-      <w:hyperlink w:history="1" r:id="rIdgipftcra1jtqksyweijeo">
+      <w:hyperlink w:history="1" r:id="rIdsnen8rtmwcxo5sjq4ac8y">
         <w:r>
           <w:rPr>
             <w:rFonts w:ascii="Arial" w:cs="Arial" w:eastAsia="Arial" w:hAnsi="Arial"/>
